--- a/src/templates/excavationClearance.docx
+++ b/src/templates/excavationClearance.docx
@@ -428,6 +428,76 @@
       </w:tr>
     </w:tbl>
     <w:p>
+      <w:bookmarkStart w:id="0" w:name="_GoBack"/>
+      <w:r>
+        <w:rPr>
+          <w:noProof/>
+          <w:lang w:eastAsia="en-GB"/>
+        </w:rPr>
+        <w:drawing>
+          <wp:anchor distT="0" distB="0" distL="114300" distR="114300" simplePos="0" relativeHeight="251681792" behindDoc="1" locked="0" layoutInCell="1" allowOverlap="1" wp14:anchorId="2F4BAC25" wp14:editId="0517DF56">
+            <wp:simplePos x="0" y="0"/>
+            <wp:positionH relativeFrom="margin">
+              <wp:align>right</wp:align>
+            </wp:positionH>
+            <wp:positionV relativeFrom="paragraph">
+              <wp:posOffset>19050</wp:posOffset>
+            </wp:positionV>
+            <wp:extent cx="7762875" cy="10038080"/>
+            <wp:effectExtent l="0" t="0" r="9525" b="1270"/>
+            <wp:wrapNone/>
+            <wp:docPr id="3" name="Picture 3" descr="bg brgy_pages-to-jpg-0001"/>
+            <wp:cNvGraphicFramePr>
+              <a:graphicFrameLocks xmlns:a="http://schemas.openxmlformats.org/drawingml/2006/main" noChangeAspect="1"/>
+            </wp:cNvGraphicFramePr>
+            <a:graphic xmlns:a="http://schemas.openxmlformats.org/drawingml/2006/main">
+              <a:graphicData uri="http://schemas.openxmlformats.org/drawingml/2006/picture">
+                <pic:pic xmlns:pic="http://schemas.openxmlformats.org/drawingml/2006/picture">
+                  <pic:nvPicPr>
+                    <pic:cNvPr id="0" name="Picture 2" descr="bg brgy_pages-to-jpg-0001"/>
+                    <pic:cNvPicPr>
+                      <a:picLocks noChangeAspect="1" noChangeArrowheads="1"/>
+                    </pic:cNvPicPr>
+                  </pic:nvPicPr>
+                  <pic:blipFill>
+                    <a:blip r:embed="rId4" cstate="print">
+                      <a:extLst>
+                        <a:ext uri="{28A0092B-C50C-407E-A947-70E740481C1C}">
+                          <a14:useLocalDpi xmlns:a14="http://schemas.microsoft.com/office/drawing/2010/main" val="0"/>
+                        </a:ext>
+                      </a:extLst>
+                    </a:blip>
+                    <a:srcRect/>
+                    <a:stretch>
+                      <a:fillRect/>
+                    </a:stretch>
+                  </pic:blipFill>
+                  <pic:spPr bwMode="auto">
+                    <a:xfrm>
+                      <a:off x="0" y="0"/>
+                      <a:ext cx="7762875" cy="10038080"/>
+                    </a:xfrm>
+                    <a:prstGeom prst="rect">
+                      <a:avLst/>
+                    </a:prstGeom>
+                    <a:noFill/>
+                    <a:ln>
+                      <a:noFill/>
+                    </a:ln>
+                  </pic:spPr>
+                </pic:pic>
+              </a:graphicData>
+            </a:graphic>
+            <wp14:sizeRelH relativeFrom="page">
+              <wp14:pctWidth>0</wp14:pctWidth>
+            </wp14:sizeRelH>
+            <wp14:sizeRelV relativeFrom="page">
+              <wp14:pctHeight>0</wp14:pctHeight>
+            </wp14:sizeRelV>
+          </wp:anchor>
+        </w:drawing>
+      </w:r>
+      <w:bookmarkEnd w:id="0"/>
       <w:r>
         <w:rPr>
           <w:noProof/>
@@ -436,7 +506,7 @@
         <mc:AlternateContent>
           <mc:Choice Requires="wps">
             <w:drawing>
-              <wp:anchor distT="45720" distB="45720" distL="114300" distR="114300" simplePos="0" relativeHeight="251680768" behindDoc="0" locked="0" layoutInCell="1" allowOverlap="1" wp14:anchorId="250B4F0E" wp14:editId="3DE49597">
+              <wp:anchor distT="45720" distB="45720" distL="114300" distR="114300" simplePos="0" relativeHeight="251680768" behindDoc="0" locked="0" layoutInCell="1" allowOverlap="1" wp14:anchorId="0950CAD1" wp14:editId="7B817B2E">
                 <wp:simplePos x="0" y="0"/>
                 <wp:positionH relativeFrom="column">
                   <wp:posOffset>5906135</wp:posOffset>
@@ -533,7 +603,7 @@
         <mc:AlternateContent>
           <mc:Choice Requires="wps">
             <w:drawing>
-              <wp:anchor distT="0" distB="0" distL="114300" distR="114300" simplePos="0" relativeHeight="251674624" behindDoc="0" locked="0" layoutInCell="1" allowOverlap="1" wp14:anchorId="1D79CB02" wp14:editId="646DC08D">
+              <wp:anchor distT="0" distB="0" distL="114300" distR="114300" simplePos="0" relativeHeight="251674624" behindDoc="0" locked="0" layoutInCell="1" allowOverlap="1" wp14:anchorId="315F89F3" wp14:editId="393BFB08">
                 <wp:simplePos x="0" y="0"/>
                 <wp:positionH relativeFrom="column">
                   <wp:posOffset>4600575</wp:posOffset>
@@ -597,7 +667,7 @@
         <mc:AlternateContent>
           <mc:Choice Requires="wps">
             <w:drawing>
-              <wp:anchor distT="0" distB="0" distL="114300" distR="114300" simplePos="0" relativeHeight="251676672" behindDoc="0" locked="0" layoutInCell="1" allowOverlap="1" wp14:anchorId="6180BD3C" wp14:editId="22E882BC">
+              <wp:anchor distT="0" distB="0" distL="114300" distR="114300" simplePos="0" relativeHeight="251676672" behindDoc="0" locked="0" layoutInCell="1" allowOverlap="1" wp14:anchorId="4D1A2DE2" wp14:editId="005F17FD">
                 <wp:simplePos x="0" y="0"/>
                 <wp:positionH relativeFrom="column">
                   <wp:posOffset>4968240</wp:posOffset>
@@ -697,7 +767,7 @@
         <mc:AlternateContent>
           <mc:Choice Requires="wps">
             <w:drawing>
-              <wp:anchor distT="0" distB="0" distL="114300" distR="114300" simplePos="0" relativeHeight="251666432" behindDoc="0" locked="0" layoutInCell="1" allowOverlap="1" wp14:anchorId="4CEC3B44" wp14:editId="1DAA78CC">
+              <wp:anchor distT="0" distB="0" distL="114300" distR="114300" simplePos="0" relativeHeight="251666432" behindDoc="0" locked="0" layoutInCell="1" allowOverlap="1" wp14:anchorId="5B27F311" wp14:editId="26A4A8D2">
                 <wp:simplePos x="0" y="0"/>
                 <wp:positionH relativeFrom="column">
                   <wp:posOffset>5904230</wp:posOffset>
@@ -772,7 +842,7 @@
         <mc:AlternateContent>
           <mc:Choice Requires="wps">
             <w:drawing>
-              <wp:anchor distT="0" distB="0" distL="114300" distR="114300" simplePos="0" relativeHeight="251672576" behindDoc="0" locked="0" layoutInCell="1" allowOverlap="1" wp14:anchorId="2FE8DC76" wp14:editId="135E771B">
+              <wp:anchor distT="0" distB="0" distL="114300" distR="114300" simplePos="0" relativeHeight="251672576" behindDoc="0" locked="0" layoutInCell="1" allowOverlap="1" wp14:anchorId="15ED59C2" wp14:editId="4D99164E">
                 <wp:simplePos x="0" y="0"/>
                 <wp:positionH relativeFrom="column">
                   <wp:posOffset>5979160</wp:posOffset>
@@ -860,7 +930,7 @@
         <mc:AlternateContent>
           <mc:Choice Requires="wps">
             <w:drawing>
-              <wp:anchor distT="0" distB="0" distL="114300" distR="114300" simplePos="0" relativeHeight="251670528" behindDoc="0" locked="0" layoutInCell="1" allowOverlap="1" wp14:anchorId="2A0C114A" wp14:editId="2C000C7D">
+              <wp:anchor distT="0" distB="0" distL="114300" distR="114300" simplePos="0" relativeHeight="251670528" behindDoc="0" locked="0" layoutInCell="1" allowOverlap="1" wp14:anchorId="04F99C56" wp14:editId="76EF353A">
                 <wp:simplePos x="0" y="0"/>
                 <wp:positionH relativeFrom="column">
                   <wp:posOffset>4571365</wp:posOffset>
@@ -948,7 +1018,7 @@
         <mc:AlternateContent>
           <mc:Choice Requires="wps">
             <w:drawing>
-              <wp:anchor distT="0" distB="0" distL="114300" distR="114300" simplePos="0" relativeHeight="251668480" behindDoc="0" locked="0" layoutInCell="1" allowOverlap="1" wp14:anchorId="18EBF1A0" wp14:editId="2EA15547">
+              <wp:anchor distT="0" distB="0" distL="114300" distR="114300" simplePos="0" relativeHeight="251668480" behindDoc="0" locked="0" layoutInCell="1" allowOverlap="1" wp14:anchorId="51D9F5CB" wp14:editId="31B7532D">
                 <wp:simplePos x="0" y="0"/>
                 <wp:positionH relativeFrom="column">
                   <wp:posOffset>4479290</wp:posOffset>
@@ -1023,7 +1093,7 @@
         <mc:AlternateContent>
           <mc:Choice Requires="wps">
             <w:drawing>
-              <wp:anchor distT="45720" distB="45720" distL="114300" distR="114300" simplePos="0" relativeHeight="251678720" behindDoc="0" locked="0" layoutInCell="1" allowOverlap="1" wp14:anchorId="7E514993" wp14:editId="0F8082DE">
+              <wp:anchor distT="45720" distB="45720" distL="114300" distR="114300" simplePos="0" relativeHeight="251678720" behindDoc="0" locked="0" layoutInCell="1" allowOverlap="1" wp14:anchorId="60FEA470" wp14:editId="23F73448">
                 <wp:simplePos x="0" y="0"/>
                 <wp:positionH relativeFrom="margin">
                   <wp:posOffset>457200</wp:posOffset>
@@ -1114,8 +1184,6 @@
                               </w:rPr>
                               <w:t>Excavation</w:t>
                             </w:r>
-                            <w:bookmarkStart w:id="0" w:name="_GoBack"/>
-                            <w:bookmarkEnd w:id="0"/>
                             <w:r>
                               <w:rPr>
                                 <w:rFonts w:ascii="Arial" w:hAnsi="Arial" w:cs="Arial"/>
@@ -1492,7 +1560,7 @@
           </mc:Choice>
           <mc:Fallback>
             <w:pict>
-              <v:shapetype w14:anchorId="7E514993" id="_x0000_t202" coordsize="21600,21600" o:spt="202" path="m,l,21600r21600,l21600,xe">
+              <v:shapetype w14:anchorId="60FEA470" id="_x0000_t202" coordsize="21600,21600" o:spt="202" path="m,l,21600r21600,l21600,xe">
                 <v:stroke joinstyle="miter"/>
                 <v:path gradientshapeok="t" o:connecttype="rect"/>
               </v:shapetype>
@@ -1551,8 +1619,6 @@
                         </w:rPr>
                         <w:t>Excavation</w:t>
                       </w:r>
-                      <w:bookmarkStart w:id="1" w:name="_GoBack"/>
-                      <w:bookmarkEnd w:id="1"/>
                       <w:r>
                         <w:rPr>
                           <w:rFonts w:ascii="Arial" w:hAnsi="Arial" w:cs="Arial"/>
@@ -1926,7 +1992,7 @@
         <mc:AlternateContent>
           <mc:Choice Requires="wps">
             <w:drawing>
-              <wp:anchor distT="45720" distB="45720" distL="114300" distR="114300" simplePos="0" relativeHeight="251660288" behindDoc="0" locked="0" layoutInCell="1" allowOverlap="1" wp14:anchorId="3197253B" wp14:editId="0E7C0581">
+              <wp:anchor distT="45720" distB="45720" distL="114300" distR="114300" simplePos="0" relativeHeight="251660288" behindDoc="0" locked="0" layoutInCell="1" allowOverlap="1" wp14:anchorId="5D9D6E98" wp14:editId="7BA89F26">
                 <wp:simplePos x="0" y="0"/>
                 <wp:positionH relativeFrom="margin">
                   <wp:align>center</wp:align>
@@ -2053,7 +2119,7 @@
           <w:lang w:eastAsia="en-GB"/>
         </w:rPr>
         <w:drawing>
-          <wp:anchor distT="0" distB="0" distL="114300" distR="114300" simplePos="0" relativeHeight="251658240" behindDoc="1" locked="1" layoutInCell="1" allowOverlap="1" wp14:anchorId="7AE48BEF" wp14:editId="2CD945C3">
+          <wp:anchor distT="0" distB="0" distL="114300" distR="114300" simplePos="0" relativeHeight="251658240" behindDoc="1" locked="1" layoutInCell="1" allowOverlap="1" wp14:anchorId="0EEE5E28" wp14:editId="699EE6FE">
             <wp:simplePos x="0" y="0"/>
             <wp:positionH relativeFrom="margin">
               <wp:align>right</wp:align>
@@ -2076,7 +2142,7 @@
                     <pic:cNvPicPr/>
                   </pic:nvPicPr>
                   <pic:blipFill>
-                    <a:blip r:embed="rId4" cstate="print">
+                    <a:blip r:embed="rId5" cstate="print">
                       <a:extLst>
                         <a:ext uri="{28A0092B-C50C-407E-A947-70E740481C1C}">
                           <a14:useLocalDpi xmlns:a14="http://schemas.microsoft.com/office/drawing/2010/main" val="0"/>
